--- a/companies/meridian-actuarial/Engagements/Estes Group/Meeting Minutes 2019-03-19 - Estes Group.docx
+++ b/companies/meridian-actuarial/Engagements/Estes Group/Meeting Minutes 2019-03-19 - Estes Group.docx
@@ -4,23 +4,18 @@
   <w:body>
     <w:p>
       <w:pPr>
-        <w:pStyle w:val="Heading1"/>
+        <w:pStyle w:val="Heading2"/>
       </w:pPr>
       <w:r>
-        <w:t>Working Session: Data Reconciliation and Decrement Scope</w:t>
-      </w:r>
-    </w:p>
-    <w:p>
-      <w:r>
-        <w:t>Minutes recorded by Megan Dudley. Subject: Estes Group experience study.</w:t>
+        <w:t>Present</w:t>
       </w:r>
     </w:p>
     <w:p>
       <w:pPr>
-        <w:pStyle w:val="Heading2"/>
+        <w:pStyle w:val="ListBullet"/>
       </w:pPr>
       <w:r>
-        <w:t>Attendees</w:t>
+        <w:t>Megan Dudley, Actuarial Associate</w:t>
       </w:r>
     </w:p>
     <w:p>
@@ -44,14 +39,6 @@
         <w:pStyle w:val="ListBullet"/>
       </w:pPr>
       <w:r>
-        <w:t>Megan Dudley, Actuarial Associate</w:t>
-      </w:r>
-    </w:p>
-    <w:p>
-      <w:pPr>
-        <w:pStyle w:val="ListBullet"/>
-      </w:pPr>
-      <w:r>
         <w:t>Barbara Hall, Chief Operating Officer, Estes Group</w:t>
       </w:r>
     </w:p>
@@ -60,37 +47,32 @@
         <w:pStyle w:val="Heading2"/>
       </w:pPr>
       <w:r>
-        <w:t>Discussion</w:t>
+        <w:t>Notes from the session</w:t>
       </w:r>
     </w:p>
     <w:p>
       <w:r>
-        <w:t>David Sherman opened on the identifier conversion raised earlier this month. Barbara Hall confirmed the conversion date and reported that the recordkeeper produced a crosswalk covering most of the affected records. About forty are not on it and will not be. David Sherman will match those on date of birth and hire date. The match and its basis are to be disclosed in the report rather than absorbed into the exposure quietly. Noted for the record: the unmatched records are a small share of the exposure in that year, and the effect of matching them either way is expected to be immaterial to the withdrawal rate. That expectation is to be tested, not assumed.</w:t>
+        <w:t>We met to bring Barbara Hall current on where the experience study stands and to work through the handful of questions that had come up as we assembled the data. Most of the hour went to the census, which is the part of the work everything else rests on, and the balance to a shared understanding of what the study will and will not be able to tell the board once it is finished.</w:t>
       </w:r>
     </w:p>
     <w:p>
       <w:r>
-        <w:t>Jeffrey Ochoa walked the amendment history. The change to the early retirement provisions falls in the middle of the observation period and affects retirement behavior from its effective date forward. Agreed: retirement experience will be studied in two segments, before and after, and shown that way on the exhibit even where the segments are individually thin. Jeffrey Ochoa asked that the distinction be minuted. The segmentation is measurement. Which segment should inform the recommended rate is judgment. The report keeps them in separate paragraphs.</w:t>
+        <w:t>David Sherman walked us through the reconciliation. The membership file now ties to the Estes Group payroll records within a small and explainable margin, and the exposures we need in order to count who was at risk of retiring, terminating, or dying in each year of the study period are nearly built. He was candid that a study reads only as well as the data underneath it, and that a few records still carry status codes we want confirmed before we treat the counts as final. None of this is unusual for a first study, and none of it changes the shape of the work; it simply means we hold a small number of participants open a little longer.</w:t>
       </w:r>
     </w:p>
     <w:p>
       <w:r>
-        <w:t>Disability incidence was discussed. Events over the period are in the single digits. David Sherman's position was that the data will not support a recommendation and that the study should say so rather than fit a curve to four events. Barbara Hall asked what the trustees would then be expected to do. Answer: leave the assumption where it is, and know why they left it there. Barbara Hall accepted this and asked that it be stated in plain language in the report, not only in the exhibit.</w:t>
+        <w:t>Jeffrey Ochoa then explained, for Barbara's benefit, how an experience study actually works. For each assumption the plan relies on, we compare what the Estes Group membership actually did over the study period against what the current assumptions predicted, and the relationship between the two is what tells us whether an assumption still fits. He was careful to frame this as measurement rather than judgment. We are counting actual against expected now; whether to recommend a change, and how large a change the data can support, comes later and belongs to the signing actuary.</w:t>
       </w:r>
     </w:p>
     <w:p>
       <w:r>
-        <w:t>Megan Dudley confirmed the workbook layout: one tab per decrement, the same columns on every tab, exposures and actual-to-expected side by side, credibility stated on the tab itself. Barbara Hall asked that the exhibits be readable without the report next to them, since some trustees will read only the exhibits. Agreed.</w:t>
+        <w:t>We also settled, at least in outline, which assumptions the study will speak to. Retirement and termination are where the membership gives us the most to work with, so they will carry the most weight. Mortality we will look at with the plan's size in mind, expecting to lean on a published table adjusted for whatever partial signal the data provide rather than on the plan's own experience alone. Salary increases we will study from the payroll history David has already assembled. Barbara did not need the technical detail, but she wanted to know where our judgment would enter, and we were straight with her that it enters at the end, once the counting is done and we can see which assumptions the data actually quarrel with.</w:t>
       </w:r>
     </w:p>
     <w:p>
       <w:r>
-        <w:t>Salary increase data were raised at the end of the session. Barbara Hall noted that pay for one participant group is set on a different cycle than the rest of the population. David Sherman asked for the group to be identified in the data rather than described, so it can be studied separately or excluded on a stated basis instead of being discovered in the middle of the analysis. Barbara Hall will have her staff flag it in the extract.</w:t>
-      </w:r>
-    </w:p>
-    <w:p>
-      <w:r>
-        <w:t>Timing was discussed briefly. Preliminary results go to Estes Group and are walked through with staff before anything is drafted for the trustees. No date was committed at this session.</w:t>
+        <w:t>Barbara also raised the questions the board is likely to raise, which was useful to hear this early. She asked whether an earlier benefit change might distort the retirement pattern we are studying, and whether the smaller membership groups would carry enough experience to support any conclusion about them. We agreed that both concerns are real, that we would flag the affected years rather than blend them silently, and that where a group is too thin to stand on its own we will say so plainly instead of dressing up a weak result.</w:t>
       </w:r>
     </w:p>
     <w:p>
@@ -98,7 +80,7 @@
         <w:pStyle w:val="Heading2"/>
       </w:pPr>
       <w:r>
-        <w:t>Action Items</w:t>
+        <w:t>What we each agreed to do</w:t>
       </w:r>
     </w:p>
     <w:tbl>
@@ -122,19 +104,6 @@
               <w:rPr>
                 <w:b/>
               </w:rPr>
-              <w:t>Item</w:t>
-            </w:r>
-          </w:p>
-        </w:tc>
-        <w:tc>
-          <w:tcPr>
-            <w:tcW w:type="dxa" w:w="2880"/>
-          </w:tcPr>
-          <w:p>
-            <w:r>
-              <w:rPr>
-                <w:b/>
-              </w:rPr>
               <w:t>Owner</w:t>
             </w:r>
           </w:p>
@@ -148,7 +117,20 @@
               <w:rPr>
                 <w:b/>
               </w:rPr>
-              <w:t>Due</w:t>
+              <w:t>Action</w:t>
+            </w:r>
+          </w:p>
+        </w:tc>
+        <w:tc>
+          <w:tcPr>
+            <w:tcW w:type="dxa" w:w="2880"/>
+          </w:tcPr>
+          <w:p>
+            <w:r>
+              <w:rPr>
+                <w:b/>
+              </w:rPr>
+              <w:t>Timing</w:t>
             </w:r>
           </w:p>
         </w:tc>
@@ -160,7 +142,7 @@
           </w:tcPr>
           <w:p>
             <w:r>
-              <w:t>Send the recordkeeper crosswalk and confirm the conversion date in writing</w:t>
+              <w:t>David Sherman</w:t>
             </w:r>
           </w:p>
         </w:tc>
@@ -170,7 +152,71 @@
           </w:tcPr>
           <w:p>
             <w:r>
-              <w:t>Barbara Hall</w:t>
+              <w:t>Close out the census once Estes Group confirms the flagged status codes.</w:t>
+            </w:r>
+          </w:p>
+        </w:tc>
+        <w:tc>
+          <w:tcPr>
+            <w:tcW w:type="dxa" w:w="2880"/>
+          </w:tcPr>
+          <w:p>
+            <w:r>
+              <w:t>Before the next working session</w:t>
+            </w:r>
+          </w:p>
+        </w:tc>
+      </w:tr>
+      <w:tr>
+        <w:tc>
+          <w:tcPr>
+            <w:tcW w:type="dxa" w:w="2880"/>
+          </w:tcPr>
+          <w:p>
+            <w:r>
+              <w:t>Jeffrey Ochoa</w:t>
+            </w:r>
+          </w:p>
+        </w:tc>
+        <w:tc>
+          <w:tcPr>
+            <w:tcW w:type="dxa" w:w="2880"/>
+          </w:tcPr>
+          <w:p>
+            <w:r>
+              <w:t>Complete the actual-to-expected counts for retirement and termination across the study period.</w:t>
+            </w:r>
+          </w:p>
+        </w:tc>
+        <w:tc>
+          <w:tcPr>
+            <w:tcW w:type="dxa" w:w="2880"/>
+          </w:tcPr>
+          <w:p>
+            <w:r>
+              <w:t>Next two weeks</w:t>
+            </w:r>
+          </w:p>
+        </w:tc>
+      </w:tr>
+      <w:tr>
+        <w:tc>
+          <w:tcPr>
+            <w:tcW w:type="dxa" w:w="2880"/>
+          </w:tcPr>
+          <w:p>
+            <w:r>
+              <w:t>Megan Dudley</w:t>
+            </w:r>
+          </w:p>
+        </w:tc>
+        <w:tc>
+          <w:tcPr>
+            <w:tcW w:type="dxa" w:w="2880"/>
+          </w:tcPr>
+          <w:p>
+            <w:r>
+              <w:t>Circulate these minutes and gather the open data questions for the client in one place.</w:t>
             </w:r>
           </w:p>
         </w:tc>
@@ -192,144 +238,6 @@
           </w:tcPr>
           <w:p>
             <w:r>
-              <w:t>Match the unmapped records on date of birth and hire date; document the basis for disclosure</w:t>
-            </w:r>
-          </w:p>
-        </w:tc>
-        <w:tc>
-          <w:tcPr>
-            <w:tcW w:type="dxa" w:w="2880"/>
-          </w:tcPr>
-          <w:p>
-            <w:r>
-              <w:t>David Sherman</w:t>
-            </w:r>
-          </w:p>
-        </w:tc>
-        <w:tc>
-          <w:tcPr>
-            <w:tcW w:type="dxa" w:w="2880"/>
-          </w:tcPr>
-          <w:p>
-            <w:r>
-              <w:t>Before exposures are finalized</w:t>
-            </w:r>
-          </w:p>
-        </w:tc>
-      </w:tr>
-      <w:tr>
-        <w:tc>
-          <w:tcPr>
-            <w:tcW w:type="dxa" w:w="2880"/>
-          </w:tcPr>
-          <w:p>
-            <w:r>
-              <w:t>Test the effect of the matching basis on the withdrawal rate for that year</w:t>
-            </w:r>
-          </w:p>
-        </w:tc>
-        <w:tc>
-          <w:tcPr>
-            <w:tcW w:type="dxa" w:w="2880"/>
-          </w:tcPr>
-          <w:p>
-            <w:r>
-              <w:t>David Sherman</w:t>
-            </w:r>
-          </w:p>
-        </w:tc>
-        <w:tc>
-          <w:tcPr>
-            <w:tcW w:type="dxa" w:w="2880"/>
-          </w:tcPr>
-          <w:p>
-            <w:r>
-              <w:t>Before preliminary results</w:t>
-            </w:r>
-          </w:p>
-        </w:tc>
-      </w:tr>
-      <w:tr>
-        <w:tc>
-          <w:tcPr>
-            <w:tcW w:type="dxa" w:w="2880"/>
-          </w:tcPr>
-          <w:p>
-            <w:r>
-              <w:t>Split the retirement decrement at the amendment's effective date and rerun</w:t>
-            </w:r>
-          </w:p>
-        </w:tc>
-        <w:tc>
-          <w:tcPr>
-            <w:tcW w:type="dxa" w:w="2880"/>
-          </w:tcPr>
-          <w:p>
-            <w:r>
-              <w:t>David Sherman</w:t>
-            </w:r>
-          </w:p>
-        </w:tc>
-        <w:tc>
-          <w:tcPr>
-            <w:tcW w:type="dxa" w:w="2880"/>
-          </w:tcPr>
-          <w:p>
-            <w:r>
-              <w:t>Before preliminary results</w:t>
-            </w:r>
-          </w:p>
-        </w:tc>
-      </w:tr>
-      <w:tr>
-        <w:tc>
-          <w:tcPr>
-            <w:tcW w:type="dxa" w:w="2880"/>
-          </w:tcPr>
-          <w:p>
-            <w:r>
-              <w:t>Draft the credibility note for disability in plain language and circulate for comment</w:t>
-            </w:r>
-          </w:p>
-        </w:tc>
-        <w:tc>
-          <w:tcPr>
-            <w:tcW w:type="dxa" w:w="2880"/>
-          </w:tcPr>
-          <w:p>
-            <w:r>
-              <w:t>Jeffrey Ochoa</w:t>
-            </w:r>
-          </w:p>
-        </w:tc>
-        <w:tc>
-          <w:tcPr>
-            <w:tcW w:type="dxa" w:w="2880"/>
-          </w:tcPr>
-          <w:p>
-            <w:r>
-              <w:t>Before preliminary results</w:t>
-            </w:r>
-          </w:p>
-        </w:tc>
-      </w:tr>
-      <w:tr>
-        <w:tc>
-          <w:tcPr>
-            <w:tcW w:type="dxa" w:w="2880"/>
-          </w:tcPr>
-          <w:p>
-            <w:r>
-              <w:t>Confirm no further amendments were adopted during the observation period</w:t>
-            </w:r>
-          </w:p>
-        </w:tc>
-        <w:tc>
-          <w:tcPr>
-            <w:tcW w:type="dxa" w:w="2880"/>
-          </w:tcPr>
-          <w:p>
-            <w:r>
               <w:t>Barbara Hall</w:t>
             </w:r>
           </w:p>
@@ -340,19 +248,7 @@
           </w:tcPr>
           <w:p>
             <w:r>
-              <w:t>Before the report is drafted</w:t>
-            </w:r>
-          </w:p>
-        </w:tc>
-      </w:tr>
-      <w:tr>
-        <w:tc>
-          <w:tcPr>
-            <w:tcW w:type="dxa" w:w="2880"/>
-          </w:tcPr>
-          <w:p>
-            <w:r>
-              <w:t>Rebuild the exhibit tabs on the agreed layout and lock the formatting</w:t>
+              <w:t>Confirm the flagged status codes and check the timing of the earlier benefit change against Estes Group's records.</w:t>
             </w:r>
           </w:p>
         </w:tc>
@@ -362,22 +258,17 @@
           </w:tcPr>
           <w:p>
             <w:r>
-              <w:t>Megan Dudley</w:t>
-            </w:r>
-          </w:p>
-        </w:tc>
-        <w:tc>
-          <w:tcPr>
-            <w:tcW w:type="dxa" w:w="2880"/>
-          </w:tcPr>
-          <w:p>
-            <w:r>
-              <w:t>With the preliminary exhibits</w:t>
+              <w:t>As available</w:t>
             </w:r>
           </w:p>
         </w:tc>
       </w:tr>
     </w:tbl>
+    <w:p>
+      <w:r>
+        <w:t>Our next step is a simple one. Once Barbara confirms the open status codes, David closes the census and Jeffrey runs the first full set of actual-against-expected counts, and that is what we will walk through together when we next meet.</w:t>
+      </w:r>
+    </w:p>
     <w:sectPr>
       <w:headerReference w:type="first" r:id="rId9"/>
       <w:headerReference w:type="default" r:id="rId10"/>
